--- a/Documentos/SDD/P03-SDD_SecD13_Team_02_Funcionality_cicloVidaFlashcard v1.0.0.docx
+++ b/Documentos/SDD/P03-SDD_SecD13_Team_02_Funcionality_cicloVidaFlashcard v1.0.0.docx
@@ -2917,15 +2917,7 @@
             </w:r>
             <w:proofErr w:type="spellEnd"/>
             <w:r>
-              <w:t xml:space="preserve"> </w:t>
-            </w:r>
-            <w:proofErr w:type="gramStart"/>
-            <w:r>
-              <w:t>a</w:t>
-            </w:r>
-            <w:proofErr w:type="gramEnd"/>
-            <w:r>
-              <w:t xml:space="preserve"> </w:t>
+              <w:t xml:space="preserve"> a </w:t>
             </w:r>
             <w:proofErr w:type="spellStart"/>
             <w:r>
@@ -5779,32 +5771,59 @@
       </w:r>
       <w:proofErr w:type="spellEnd"/>
       <w:r>
+        <w:t xml:space="preserve"> o .</w:t>
+      </w:r>
+      <w:proofErr w:type="spellStart"/>
+      <w:r>
+        <w:t>jsx</w:t>
+      </w:r>
+      <w:proofErr w:type="spellEnd"/>
+      <w:r>
+        <w:t xml:space="preserve">). Para </w:t>
+      </w:r>
+      <w:proofErr w:type="spellStart"/>
+      <w:r>
+        <w:t>los</w:t>
+      </w:r>
+      <w:proofErr w:type="spellEnd"/>
+      <w:r>
         <w:t xml:space="preserve"> </w:t>
       </w:r>
-      <w:proofErr w:type="gramStart"/>
-      <w:r>
-        <w:t>o .</w:t>
-      </w:r>
       <w:proofErr w:type="spellStart"/>
       <w:r>
-        <w:t>jsx</w:t>
+        <w:t>componentes</w:t>
       </w:r>
       <w:proofErr w:type="spellEnd"/>
-      <w:proofErr w:type="gramEnd"/>
-      <w:r>
-        <w:t xml:space="preserve">). Para </w:t>
+      <w:r>
+        <w:t xml:space="preserve"> </w:t>
       </w:r>
       <w:proofErr w:type="spellStart"/>
       <w:r>
-        <w:t>los</w:t>
+        <w:t>complejos</w:t>
       </w:r>
       <w:proofErr w:type="spellEnd"/>
       <w:r>
+        <w:t xml:space="preserve">, la </w:t>
+      </w:r>
+      <w:proofErr w:type="spellStart"/>
+      <w:r>
+        <w:t>arquitectura</w:t>
+      </w:r>
+      <w:proofErr w:type="spellEnd"/>
+      <w:r>
+        <w:t xml:space="preserve"> se divide </w:t>
+      </w:r>
+      <w:proofErr w:type="spellStart"/>
+      <w:r>
+        <w:t>lógicamente</w:t>
+      </w:r>
+      <w:proofErr w:type="spellEnd"/>
+      <w:r>
         <w:t xml:space="preserve"> </w:t>
       </w:r>
       <w:proofErr w:type="spellStart"/>
       <w:r>
-        <w:t>componentes</w:t>
+        <w:t>en</w:t>
       </w:r>
       <w:proofErr w:type="spellEnd"/>
       <w:r>
@@ -5812,39 +5831,71 @@
       </w:r>
       <w:proofErr w:type="spellStart"/>
       <w:r>
-        <w:t>complejos</w:t>
+        <w:t>archivos</w:t>
       </w:r>
       <w:proofErr w:type="spellEnd"/>
       <w:r>
-        <w:t xml:space="preserve">, la </w:t>
+        <w:t xml:space="preserve"> de </w:t>
       </w:r>
       <w:proofErr w:type="spellStart"/>
       <w:r>
-        <w:t>arquitectura</w:t>
+        <w:t>Rutas</w:t>
       </w:r>
       <w:proofErr w:type="spellEnd"/>
       <w:r>
-        <w:t xml:space="preserve"> se divide </w:t>
+        <w:t xml:space="preserve"> (Routes), </w:t>
       </w:r>
       <w:proofErr w:type="spellStart"/>
       <w:r>
-        <w:t>lógicamente</w:t>
+        <w:t>Controladores</w:t>
       </w:r>
       <w:proofErr w:type="spellEnd"/>
       <w:r>
+        <w:t xml:space="preserve"> (Controllers) y </w:t>
+      </w:r>
+      <w:proofErr w:type="spellStart"/>
+      <w:r>
+        <w:t>Lógica</w:t>
+      </w:r>
+      <w:proofErr w:type="spellEnd"/>
+      <w:r>
+        <w:t xml:space="preserve"> de </w:t>
+      </w:r>
+      <w:proofErr w:type="spellStart"/>
+      <w:r>
+        <w:t>Negocio</w:t>
+      </w:r>
+      <w:proofErr w:type="spellEnd"/>
+      <w:r>
+        <w:t xml:space="preserve"> (Services). El Frontend </w:t>
+      </w:r>
+      <w:proofErr w:type="spellStart"/>
+      <w:r>
+        <w:t>gestiona</w:t>
+      </w:r>
+      <w:proofErr w:type="spellEnd"/>
+      <w:r>
+        <w:t xml:space="preserve"> sus </w:t>
+      </w:r>
+      <w:proofErr w:type="spellStart"/>
+      <w:r>
+        <w:t>módulos</w:t>
+      </w:r>
+      <w:proofErr w:type="spellEnd"/>
+      <w:r>
         <w:t xml:space="preserve"> </w:t>
       </w:r>
       <w:proofErr w:type="spellStart"/>
       <w:r>
-        <w:t>en</w:t>
+        <w:t>dividiendo</w:t>
       </w:r>
       <w:proofErr w:type="spellEnd"/>
       <w:r>
-        <w:t xml:space="preserve"> </w:t>
+        <w:t xml:space="preserve"> las Vistas (UI Components) de la </w:t>
       </w:r>
       <w:proofErr w:type="spellStart"/>
       <w:r>
-        <w:t>archivos</w:t>
+        <w:t>gestión</w:t>
       </w:r>
       <w:proofErr w:type="spellEnd"/>
       <w:r>
@@ -5852,88 +5903,19 @@
       </w:r>
       <w:proofErr w:type="spellStart"/>
       <w:r>
-        <w:t>Rutas</w:t>
+        <w:t>estado</w:t>
       </w:r>
       <w:proofErr w:type="spellEnd"/>
       <w:r>
-        <w:t xml:space="preserve"> (Routes), </w:t>
+        <w:t xml:space="preserve"> y </w:t>
       </w:r>
       <w:proofErr w:type="spellStart"/>
       <w:r>
-        <w:t>Controladores</w:t>
+        <w:t>peticiones</w:t>
       </w:r>
       <w:proofErr w:type="spellEnd"/>
       <w:r>
-        <w:t xml:space="preserve"> (Controllers) y </w:t>
-      </w:r>
-      <w:proofErr w:type="spellStart"/>
-      <w:r>
-        <w:t>Lógica</w:t>
-      </w:r>
-      <w:proofErr w:type="spellEnd"/>
-      <w:r>
-        <w:t xml:space="preserve"> de </w:t>
-      </w:r>
-      <w:proofErr w:type="spellStart"/>
-      <w:r>
-        <w:t>Negocio</w:t>
-      </w:r>
-      <w:proofErr w:type="spellEnd"/>
-      <w:r>
-        <w:t xml:space="preserve"> (Services). El Frontend </w:t>
-      </w:r>
-      <w:proofErr w:type="spellStart"/>
-      <w:r>
-        <w:t>gestiona</w:t>
-      </w:r>
-      <w:proofErr w:type="spellEnd"/>
-      <w:r>
-        <w:t xml:space="preserve"> sus </w:t>
-      </w:r>
-      <w:proofErr w:type="spellStart"/>
-      <w:r>
-        <w:t>módulos</w:t>
-      </w:r>
-      <w:proofErr w:type="spellEnd"/>
-      <w:r>
-        <w:t xml:space="preserve"> </w:t>
-      </w:r>
-      <w:proofErr w:type="spellStart"/>
-      <w:r>
-        <w:t>dividiendo</w:t>
-      </w:r>
-      <w:proofErr w:type="spellEnd"/>
-      <w:r>
-        <w:t xml:space="preserve"> las Vistas (UI Components) de la </w:t>
-      </w:r>
-      <w:proofErr w:type="spellStart"/>
-      <w:r>
-        <w:t>gestión</w:t>
-      </w:r>
-      <w:proofErr w:type="spellEnd"/>
-      <w:r>
-        <w:t xml:space="preserve"> de </w:t>
-      </w:r>
-      <w:proofErr w:type="spellStart"/>
-      <w:r>
-        <w:t>estado</w:t>
-      </w:r>
-      <w:proofErr w:type="spellEnd"/>
-      <w:r>
-        <w:t xml:space="preserve"> y </w:t>
-      </w:r>
-      <w:proofErr w:type="spellStart"/>
-      <w:proofErr w:type="gramStart"/>
-      <w:r>
-        <w:t>peticiones</w:t>
-      </w:r>
-      <w:proofErr w:type="spellEnd"/>
-      <w:r>
-        <w:t>(</w:t>
-      </w:r>
-      <w:proofErr w:type="gramEnd"/>
-      <w:r>
-        <w:t>Hooks/API Services).</w:t>
+        <w:t>(Hooks/API Services).</w:t>
       </w:r>
     </w:p>
     <w:p>
@@ -6711,25 +6693,7 @@
                 <w:color w:val="4472C4"/>
                 <w:sz w:val="20"/>
               </w:rPr>
-              <w:t xml:space="preserve">Parameter </w:t>
-            </w:r>
-            <w:proofErr w:type="gramStart"/>
-            <w:r>
-              <w:rPr>
-                <w:b/>
-                <w:color w:val="4472C4"/>
-                <w:sz w:val="20"/>
-              </w:rPr>
-              <w:t>2..</w:t>
-            </w:r>
-            <w:proofErr w:type="gramEnd"/>
-            <w:r>
-              <w:rPr>
-                <w:b/>
-                <w:color w:val="4472C4"/>
-                <w:sz w:val="20"/>
-              </w:rPr>
-              <w:t xml:space="preserve">n </w:t>
+              <w:t xml:space="preserve">Parameter 2..n </w:t>
             </w:r>
           </w:p>
         </w:tc>
@@ -8043,15 +8007,23 @@
         <w:rPr>
           <w:b/>
         </w:rPr>
-        <w:t>Secuencia</w:t>
+        <w:t>máquina</w:t>
       </w:r>
       <w:proofErr w:type="spellEnd"/>
       <w:r>
         <w:rPr>
           <w:b/>
         </w:rPr>
-        <w:t xml:space="preserve"> </w:t>
-      </w:r>
+        <w:t xml:space="preserve"> de </w:t>
+      </w:r>
+      <w:proofErr w:type="spellStart"/>
+      <w:r>
+        <w:rPr>
+          <w:b/>
+        </w:rPr>
+        <w:t>estados</w:t>
+      </w:r>
+      <w:proofErr w:type="spellEnd"/>
     </w:p>
     <w:p>
       <w:pPr>
@@ -9318,10 +9290,10 @@
           <v:path o:extrusionok="f" gradientshapeok="t" o:connecttype="rect"/>
           <o:lock v:ext="edit" aspectratio="t"/>
         </v:shapetype>
-        <v:shape id="_x0000_i1025" type="#_x0000_t75" style="width:35.45pt;height:195.5pt">
+        <v:shape id="_x0000_i1025" type="#_x0000_t75" style="width:35.5pt;height:195.5pt">
           <v:imagedata r:id="rId1" o:title=""/>
         </v:shape>
-        <o:OLEObject Type="Embed" ProgID="Designer" ShapeID="_x0000_i1025" DrawAspect="Content" ObjectID="_1837613301" r:id="rId2">
+        <o:OLEObject Type="Embed" ProgID="Designer" ShapeID="_x0000_i1025" DrawAspect="Content" ObjectID="_1838136054" r:id="rId2">
           <o:FieldCodes>\s \* MERGEFORMAT</o:FieldCodes>
         </o:OLEObject>
       </w:object>
@@ -9333,10 +9305,10 @@
     </w:pPr>
     <w:r>
       <w:object w:dxaOrig="853" w:dyaOrig="3356" w14:anchorId="157ED357">
-        <v:shape id="_x0000_i1026" type="#_x0000_t75" style="width:42.65pt;height:167.8pt" fillcolor="window">
+        <v:shape id="_x0000_i1026" type="#_x0000_t75" style="width:42.5pt;height:168pt" fillcolor="window">
           <v:imagedata r:id="rId3" o:title=""/>
         </v:shape>
-        <o:OLEObject Type="Embed" ProgID="Designer" ShapeID="_x0000_i1026" DrawAspect="Content" ObjectID="_1837613302" r:id="rId4">
+        <o:OLEObject Type="Embed" ProgID="Designer" ShapeID="_x0000_i1026" DrawAspect="Content" ObjectID="_1838136055" r:id="rId4">
           <o:FieldCodes>\s \* MERGEFORMAT</o:FieldCodes>
         </o:OLEObject>
       </w:object>
